--- a/大三上学期/计算与复杂度/历年卷/2022-CS370FZ-January.docx
+++ b/大三上学期/计算与复杂度/历年卷/2022-CS370FZ-January.docx
@@ -2187,7 +2187,7 @@
           </w:tblCellMar>
         </w:tblPrEx>
         <w:trPr>
-          <w:trHeight w:val="369" w:hRule="atLeast"/>
+          <w:trHeight w:val="698" w:hRule="atLeast"/>
         </w:trPr>
         <w:tc>
           <w:tcPr>
@@ -2370,18 +2370,413 @@
           </w:p>
         </w:tc>
       </w:tr>
+      <w:tr>
+        <w:tblPrEx>
+          <w:tblBorders>
+            <w:top w:val="none" w:color="auto" w:sz="0" w:space="0"/>
+            <w:left w:val="none" w:color="auto" w:sz="0" w:space="0"/>
+            <w:bottom w:val="none" w:color="auto" w:sz="0" w:space="0"/>
+            <w:right w:val="none" w:color="auto" w:sz="0" w:space="0"/>
+            <w:insideH w:val="none" w:color="auto" w:sz="0" w:space="0"/>
+            <w:insideV w:val="none" w:color="auto" w:sz="0" w:space="0"/>
+          </w:tblBorders>
+          <w:tblCellMar>
+            <w:top w:w="0" w:type="dxa"/>
+            <w:left w:w="0" w:type="dxa"/>
+            <w:bottom w:w="0" w:type="dxa"/>
+            <w:right w:w="0" w:type="dxa"/>
+          </w:tblCellMar>
+        </w:tblPrEx>
+        <w:trPr>
+          <w:trHeight w:val="369" w:hRule="atLeast"/>
+        </w:trPr>
+        <w:tc>
+          <w:tcPr>
+            <w:tcW w:w="915" w:type="dxa"/>
+          </w:tcPr>
+          <w:p>
+            <w:pPr>
+              <w:pStyle w:val="8"/>
+              <w:spacing w:before="1"/>
+              <w:ind w:right="118"/>
+              <w:jc w:val="both"/>
+              <w:rPr>
+                <w:rFonts w:ascii="Arial MT"/>
+                <w:spacing w:val="-5"/>
+                <w:sz w:val="24"/>
+              </w:rPr>
+            </w:pPr>
+          </w:p>
+        </w:tc>
+        <w:tc>
+          <w:tcPr>
+            <w:tcW w:w="6958" w:type="dxa"/>
+          </w:tcPr>
+          <w:p>
+            <w:pPr>
+              <w:pStyle w:val="8"/>
+              <w:spacing w:before="65" w:line="284" w:lineRule="exact"/>
+              <w:ind w:left="121"/>
+              <w:rPr>
+                <w:sz w:val="24"/>
+              </w:rPr>
+            </w:pPr>
+          </w:p>
+        </w:tc>
+        <w:tc>
+          <w:tcPr>
+            <w:tcW w:w="1309" w:type="dxa"/>
+          </w:tcPr>
+          <w:p>
+            <w:pPr>
+              <w:pStyle w:val="8"/>
+              <w:spacing w:before="1"/>
+              <w:ind w:right="47"/>
+              <w:jc w:val="right"/>
+              <w:rPr>
+                <w:rFonts w:ascii="Arial MT"/>
+                <w:sz w:val="24"/>
+              </w:rPr>
+            </w:pPr>
+          </w:p>
+        </w:tc>
+      </w:tr>
+      <w:tr>
+        <w:tblPrEx>
+          <w:tblBorders>
+            <w:top w:val="none" w:color="auto" w:sz="0" w:space="0"/>
+            <w:left w:val="none" w:color="auto" w:sz="0" w:space="0"/>
+            <w:bottom w:val="none" w:color="auto" w:sz="0" w:space="0"/>
+            <w:right w:val="none" w:color="auto" w:sz="0" w:space="0"/>
+            <w:insideH w:val="none" w:color="auto" w:sz="0" w:space="0"/>
+            <w:insideV w:val="none" w:color="auto" w:sz="0" w:space="0"/>
+          </w:tblBorders>
+          <w:tblCellMar>
+            <w:top w:w="0" w:type="dxa"/>
+            <w:left w:w="0" w:type="dxa"/>
+            <w:bottom w:w="0" w:type="dxa"/>
+            <w:right w:w="0" w:type="dxa"/>
+          </w:tblCellMar>
+        </w:tblPrEx>
+        <w:trPr>
+          <w:trHeight w:val="369" w:hRule="atLeast"/>
+        </w:trPr>
+        <w:tc>
+          <w:tcPr>
+            <w:tcW w:w="915" w:type="dxa"/>
+          </w:tcPr>
+          <w:p>
+            <w:pPr>
+              <w:pStyle w:val="8"/>
+              <w:spacing w:before="1"/>
+              <w:ind w:right="118"/>
+              <w:jc w:val="both"/>
+              <w:rPr>
+                <w:rFonts w:ascii="Arial MT"/>
+                <w:spacing w:val="-5"/>
+                <w:sz w:val="24"/>
+              </w:rPr>
+            </w:pPr>
+          </w:p>
+        </w:tc>
+        <w:tc>
+          <w:tcPr>
+            <w:tcW w:w="6958" w:type="dxa"/>
+          </w:tcPr>
+          <w:p>
+            <w:pPr>
+              <w:pStyle w:val="8"/>
+              <w:spacing w:before="65" w:line="284" w:lineRule="exact"/>
+              <w:ind w:left="121"/>
+              <w:rPr>
+                <w:sz w:val="24"/>
+              </w:rPr>
+            </w:pPr>
+          </w:p>
+        </w:tc>
+        <w:tc>
+          <w:tcPr>
+            <w:tcW w:w="1309" w:type="dxa"/>
+          </w:tcPr>
+          <w:p>
+            <w:pPr>
+              <w:pStyle w:val="8"/>
+              <w:spacing w:before="1"/>
+              <w:ind w:right="47"/>
+              <w:jc w:val="right"/>
+              <w:rPr>
+                <w:rFonts w:ascii="Arial MT"/>
+                <w:sz w:val="24"/>
+              </w:rPr>
+            </w:pPr>
+          </w:p>
+        </w:tc>
+      </w:tr>
     </w:tbl>
     <w:p>
       <w:pPr>
         <w:pStyle w:val="2"/>
         <w:spacing w:before="2"/>
         <w:rPr>
-          <w:rFonts w:ascii="Arial"/>
-          <w:b/>
-        </w:rPr>
-      </w:pPr>
+          <w:rFonts w:hint="default"/>
+          <w:lang w:val="en-US" w:eastAsia="zh-CN"/>
+        </w:rPr>
+      </w:pPr>
+    </w:p>
+    <w:p>
+      <w:pPr>
+        <w:pStyle w:val="2"/>
+        <w:spacing w:before="2"/>
+        <w:rPr>
+          <w:rFonts w:hint="default"/>
+          <w:lang w:val="en-US" w:eastAsia="zh-CN"/>
+        </w:rPr>
+      </w:pPr>
+    </w:p>
+    <w:p>
+      <w:pPr>
+        <w:pStyle w:val="2"/>
+        <w:spacing w:before="2"/>
+        <w:rPr>
+          <w:rFonts w:hint="default"/>
+          <w:lang w:val="en-US" w:eastAsia="zh-CN"/>
+        </w:rPr>
+      </w:pPr>
+      <w:r>
+        <w:rPr>
+          <w:rFonts w:hint="default"/>
+          <w:lang w:val="en-US" w:eastAsia="zh-CN"/>
+        </w:rPr>
+        <w:drawing>
+          <wp:inline distT="0" distB="0" distL="114300" distR="114300">
+            <wp:extent cx="5267325" cy="3763645"/>
+            <wp:effectExtent l="0" t="0" r="9525" b="8255"/>
+            <wp:docPr id="5" name="图片 5" descr="afac4879-3603-447e-ab9a-b1c54b336569"/>
+            <wp:cNvGraphicFramePr>
+              <a:graphicFrameLocks xmlns:a="http://schemas.openxmlformats.org/drawingml/2006/main" noChangeAspect="1"/>
+            </wp:cNvGraphicFramePr>
+            <a:graphic xmlns:a="http://schemas.openxmlformats.org/drawingml/2006/main">
+              <a:graphicData uri="http://schemas.openxmlformats.org/drawingml/2006/picture">
+                <pic:pic xmlns:pic="http://schemas.openxmlformats.org/drawingml/2006/picture">
+                  <pic:nvPicPr>
+                    <pic:cNvPr id="5" name="图片 5" descr="afac4879-3603-447e-ab9a-b1c54b336569"/>
+                    <pic:cNvPicPr>
+                      <a:picLocks noChangeAspect="1"/>
+                    </pic:cNvPicPr>
+                  </pic:nvPicPr>
+                  <pic:blipFill>
+                    <a:blip r:embed="rId8"/>
+                    <a:stretch>
+                      <a:fillRect/>
+                    </a:stretch>
+                  </pic:blipFill>
+                  <pic:spPr>
+                    <a:xfrm>
+                      <a:off x="0" y="0"/>
+                      <a:ext cx="5267325" cy="3763645"/>
+                    </a:xfrm>
+                    <a:prstGeom prst="rect">
+                      <a:avLst/>
+                    </a:prstGeom>
+                  </pic:spPr>
+                </pic:pic>
+              </a:graphicData>
+            </a:graphic>
+          </wp:inline>
+        </w:drawing>
+      </w:r>
+    </w:p>
+    <w:p>
+      <w:pPr>
+        <w:pStyle w:val="2"/>
+        <w:spacing w:before="2"/>
+        <w:rPr>
+          <w:rFonts w:hint="default"/>
+          <w:lang w:val="en-US" w:eastAsia="zh-CN"/>
+        </w:rPr>
+      </w:pPr>
+      <w:r>
+        <w:rPr>
+          <w:rFonts w:hint="default" w:ascii="Times New Roman" w:hAnsi="Times New Roman" w:eastAsia="宋体" w:cs="Times New Roman"/>
+          <w:color w:val="000000"/>
+          <w:kern w:val="0"/>
+          <w:sz w:val="24"/>
+          <w:szCs w:val="24"/>
+          <w:lang w:val="en-US" w:eastAsia="zh-CN" w:bidi="ar"/>
+        </w:rPr>
+        <w:drawing>
+          <wp:inline distT="0" distB="0" distL="114300" distR="114300">
+            <wp:extent cx="5267960" cy="2602865"/>
+            <wp:effectExtent l="0" t="0" r="8890" b="6985"/>
+            <wp:docPr id="6" name="图片 6" descr="1075ffc1-43af-4d54-9e83-0b60981b6ca9"/>
+            <wp:cNvGraphicFramePr>
+              <a:graphicFrameLocks xmlns:a="http://schemas.openxmlformats.org/drawingml/2006/main" noChangeAspect="1"/>
+            </wp:cNvGraphicFramePr>
+            <a:graphic xmlns:a="http://schemas.openxmlformats.org/drawingml/2006/main">
+              <a:graphicData uri="http://schemas.openxmlformats.org/drawingml/2006/picture">
+                <pic:pic xmlns:pic="http://schemas.openxmlformats.org/drawingml/2006/picture">
+                  <pic:nvPicPr>
+                    <pic:cNvPr id="6" name="图片 6" descr="1075ffc1-43af-4d54-9e83-0b60981b6ca9"/>
+                    <pic:cNvPicPr>
+                      <a:picLocks noChangeAspect="1"/>
+                    </pic:cNvPicPr>
+                  </pic:nvPicPr>
+                  <pic:blipFill>
+                    <a:blip r:embed="rId9"/>
+                    <a:stretch>
+                      <a:fillRect/>
+                    </a:stretch>
+                  </pic:blipFill>
+                  <pic:spPr>
+                    <a:xfrm>
+                      <a:off x="0" y="0"/>
+                      <a:ext cx="5267960" cy="2602865"/>
+                    </a:xfrm>
+                    <a:prstGeom prst="rect">
+                      <a:avLst/>
+                    </a:prstGeom>
+                  </pic:spPr>
+                </pic:pic>
+              </a:graphicData>
+            </a:graphic>
+          </wp:inline>
+        </w:drawing>
+      </w:r>
+    </w:p>
+    <w:p>
+      <w:pPr>
+        <w:pStyle w:val="2"/>
+        <w:spacing w:before="2"/>
+        <w:rPr>
+          <w:rFonts w:hint="default"/>
+          <w:lang w:val="en-US" w:eastAsia="zh-CN"/>
+        </w:rPr>
+      </w:pPr>
+    </w:p>
+    <w:p>
+      <w:pPr>
+        <w:pStyle w:val="2"/>
+        <w:spacing w:before="2"/>
+        <w:rPr>
+          <w:rFonts w:hint="default"/>
+          <w:lang w:val="en-US" w:eastAsia="zh-CN"/>
+        </w:rPr>
+      </w:pPr>
+    </w:p>
+    <w:p>
+      <w:pPr>
+        <w:pStyle w:val="2"/>
+        <w:spacing w:before="2"/>
+        <w:rPr>
+          <w:rFonts w:hint="default"/>
+          <w:lang w:val="en-US" w:eastAsia="zh-CN"/>
+        </w:rPr>
+      </w:pPr>
+    </w:p>
+    <w:p>
+      <w:pPr>
+        <w:pStyle w:val="2"/>
+        <w:spacing w:before="2"/>
+        <w:rPr>
+          <w:rFonts w:hint="default"/>
+          <w:lang w:val="en-US" w:eastAsia="zh-CN"/>
+        </w:rPr>
+      </w:pPr>
+      <w:r>
+        <w:rPr>
+          <w:rFonts w:hint="default"/>
+          <w:lang w:val="en-US" w:eastAsia="zh-CN"/>
+        </w:rPr>
+        <w:drawing>
+          <wp:inline distT="0" distB="0" distL="114300" distR="114300">
+            <wp:extent cx="5270500" cy="5742940"/>
+            <wp:effectExtent l="0" t="0" r="6350" b="10160"/>
+            <wp:docPr id="11" name="图片 11" descr="e1421039-268e-4bfb-bac7-280744700515"/>
+            <wp:cNvGraphicFramePr>
+              <a:graphicFrameLocks xmlns:a="http://schemas.openxmlformats.org/drawingml/2006/main" noChangeAspect="1"/>
+            </wp:cNvGraphicFramePr>
+            <a:graphic xmlns:a="http://schemas.openxmlformats.org/drawingml/2006/main">
+              <a:graphicData uri="http://schemas.openxmlformats.org/drawingml/2006/picture">
+                <pic:pic xmlns:pic="http://schemas.openxmlformats.org/drawingml/2006/picture">
+                  <pic:nvPicPr>
+                    <pic:cNvPr id="11" name="图片 11" descr="e1421039-268e-4bfb-bac7-280744700515"/>
+                    <pic:cNvPicPr>
+                      <a:picLocks noChangeAspect="1"/>
+                    </pic:cNvPicPr>
+                  </pic:nvPicPr>
+                  <pic:blipFill>
+                    <a:blip r:embed="rId10"/>
+                    <a:stretch>
+                      <a:fillRect/>
+                    </a:stretch>
+                  </pic:blipFill>
+                  <pic:spPr>
+                    <a:xfrm>
+                      <a:off x="0" y="0"/>
+                      <a:ext cx="5270500" cy="5742940"/>
+                    </a:xfrm>
+                    <a:prstGeom prst="rect">
+                      <a:avLst/>
+                    </a:prstGeom>
+                  </pic:spPr>
+                </pic:pic>
+              </a:graphicData>
+            </a:graphic>
+          </wp:inline>
+        </w:drawing>
+      </w:r>
       <w:bookmarkStart w:id="0" w:name="_GoBack"/>
       <w:bookmarkEnd w:id="0"/>
+    </w:p>
+    <w:p>
+      <w:pPr>
+        <w:pStyle w:val="2"/>
+        <w:spacing w:before="2"/>
+        <w:rPr>
+          <w:rFonts w:hint="default"/>
+          <w:lang w:val="en-US" w:eastAsia="zh-CN"/>
+        </w:rPr>
+      </w:pPr>
+    </w:p>
+    <w:p>
+      <w:pPr>
+        <w:pStyle w:val="2"/>
+        <w:spacing w:before="2"/>
+        <w:rPr>
+          <w:rFonts w:hint="default"/>
+          <w:lang w:val="en-US" w:eastAsia="zh-CN"/>
+        </w:rPr>
+      </w:pPr>
+    </w:p>
+    <w:p>
+      <w:pPr>
+        <w:pStyle w:val="2"/>
+        <w:spacing w:before="2"/>
+        <w:rPr>
+          <w:rFonts w:hint="default"/>
+          <w:lang w:val="en-US" w:eastAsia="zh-CN"/>
+        </w:rPr>
+      </w:pPr>
+    </w:p>
+    <w:p>
+      <w:pPr>
+        <w:pStyle w:val="2"/>
+        <w:spacing w:before="2"/>
+        <w:rPr>
+          <w:rFonts w:hint="default"/>
+          <w:lang w:val="en-US" w:eastAsia="zh-CN"/>
+        </w:rPr>
+      </w:pPr>
+    </w:p>
+    <w:p>
+      <w:pPr>
+        <w:pStyle w:val="2"/>
+        <w:spacing w:before="2"/>
+        <w:rPr>
+          <w:rFonts w:hint="default"/>
+          <w:lang w:val="en-US" w:eastAsia="zh-CN"/>
+        </w:rPr>
+      </w:pPr>
     </w:p>
     <w:p>
       <w:pPr>
@@ -2594,7 +2989,7 @@
                           </pic:cNvPicPr>
                         </pic:nvPicPr>
                         <pic:blipFill>
-                          <a:blip r:embed="rId8"/>
+                          <a:blip r:embed="rId11"/>
                           <a:srcRect b="79120"/>
                           <a:stretch>
                             <a:fillRect/>
@@ -3308,6 +3703,561 @@
         </w:tc>
       </w:tr>
     </w:tbl>
+    <w:p>
+      <w:pPr>
+        <w:pStyle w:val="2"/>
+        <w:spacing w:line="480" w:lineRule="auto"/>
+        <w:rPr>
+          <w:rFonts w:hint="eastAsia" w:ascii="Arial" w:eastAsia="宋体"/>
+          <w:b/>
+          <w:lang w:val="en-US" w:eastAsia="zh-CN"/>
+        </w:rPr>
+      </w:pPr>
+      <w:r>
+        <w:rPr>
+          <w:rFonts w:hint="eastAsia" w:ascii="Arial" w:eastAsia="宋体"/>
+          <w:b/>
+          <w:lang w:val="en-US" w:eastAsia="zh-CN"/>
+        </w:rPr>
+        <w:t xml:space="preserve">2 </w:t>
+      </w:r>
+    </w:p>
+    <w:p>
+      <w:pPr>
+        <w:pStyle w:val="2"/>
+        <w:spacing w:line="480" w:lineRule="auto"/>
+        <w:rPr>
+          <w:rFonts w:hint="default" w:ascii="Arial" w:eastAsia="宋体"/>
+          <w:b/>
+          <w:lang w:val="en-US" w:eastAsia="zh-CN"/>
+        </w:rPr>
+      </w:pPr>
+      <w:r>
+        <w:rPr>
+          <w:rFonts w:hint="eastAsia" w:ascii="Arial" w:eastAsia="宋体"/>
+          <w:b/>
+          <w:lang w:val="en-US" w:eastAsia="zh-CN"/>
+        </w:rPr>
+        <w:t>(A)</w:t>
+      </w:r>
+    </w:p>
+    <w:p>
+      <w:pPr>
+        <w:pStyle w:val="2"/>
+        <w:rPr>
+          <w:rFonts w:hint="default" w:ascii="Times New Roman" w:hAnsi="Times New Roman" w:eastAsia="宋体" w:cs="Times New Roman"/>
+          <w:color w:val="000000"/>
+          <w:kern w:val="0"/>
+          <w:sz w:val="21"/>
+          <w:szCs w:val="21"/>
+          <w:lang w:val="en-US" w:eastAsia="zh-CN" w:bidi="ar"/>
+        </w:rPr>
+      </w:pPr>
+      <w:r>
+        <w:rPr>
+          <w:rFonts w:hint="default" w:ascii="Times New Roman" w:hAnsi="Times New Roman" w:eastAsia="宋体" w:cs="Times New Roman"/>
+          <w:color w:val="000000"/>
+          <w:kern w:val="0"/>
+          <w:sz w:val="21"/>
+          <w:szCs w:val="21"/>
+          <w:lang w:val="en-US" w:eastAsia="zh-CN" w:bidi="ar"/>
+        </w:rPr>
+        <w:drawing>
+          <wp:inline distT="0" distB="0" distL="114300" distR="114300">
+            <wp:extent cx="4721225" cy="851535"/>
+            <wp:effectExtent l="0" t="0" r="3175" b="5715"/>
+            <wp:docPr id="8" name="图片 8" descr="eb9c1c19-158e-4a1f-a97e-85e1fb873933"/>
+            <wp:cNvGraphicFramePr>
+              <a:graphicFrameLocks xmlns:a="http://schemas.openxmlformats.org/drawingml/2006/main" noChangeAspect="1"/>
+            </wp:cNvGraphicFramePr>
+            <a:graphic xmlns:a="http://schemas.openxmlformats.org/drawingml/2006/main">
+              <a:graphicData uri="http://schemas.openxmlformats.org/drawingml/2006/picture">
+                <pic:pic xmlns:pic="http://schemas.openxmlformats.org/drawingml/2006/picture">
+                  <pic:nvPicPr>
+                    <pic:cNvPr id="8" name="图片 8" descr="eb9c1c19-158e-4a1f-a97e-85e1fb873933"/>
+                    <pic:cNvPicPr>
+                      <a:picLocks noChangeAspect="1"/>
+                    </pic:cNvPicPr>
+                  </pic:nvPicPr>
+                  <pic:blipFill>
+                    <a:blip r:embed="rId11"/>
+                    <a:srcRect l="4765" b="78691"/>
+                    <a:stretch>
+                      <a:fillRect/>
+                    </a:stretch>
+                  </pic:blipFill>
+                  <pic:spPr>
+                    <a:xfrm>
+                      <a:off x="0" y="0"/>
+                      <a:ext cx="4721225" cy="851535"/>
+                    </a:xfrm>
+                    <a:prstGeom prst="rect">
+                      <a:avLst/>
+                    </a:prstGeom>
+                  </pic:spPr>
+                </pic:pic>
+              </a:graphicData>
+            </a:graphic>
+          </wp:inline>
+        </w:drawing>
+      </w:r>
+    </w:p>
+    <w:p>
+      <w:pPr>
+        <w:pStyle w:val="2"/>
+        <w:rPr>
+          <w:rFonts w:ascii="Arial"/>
+          <w:b/>
+        </w:rPr>
+      </w:pPr>
+    </w:p>
+    <w:p>
+      <w:pPr>
+        <w:pStyle w:val="2"/>
+        <w:rPr>
+          <w:rFonts w:hint="default" w:ascii="Arial" w:eastAsia="宋体"/>
+          <w:b/>
+          <w:lang w:val="en-US" w:eastAsia="zh-CN"/>
+        </w:rPr>
+      </w:pPr>
+      <w:r>
+        <w:rPr>
+          <w:rFonts w:hint="eastAsia" w:ascii="Arial" w:eastAsia="宋体"/>
+          <w:b/>
+          <w:lang w:val="en-US" w:eastAsia="zh-CN"/>
+        </w:rPr>
+        <w:t>(B)</w:t>
+      </w:r>
+    </w:p>
+    <w:p>
+      <w:pPr>
+        <w:pStyle w:val="2"/>
+        <w:rPr>
+          <w:rFonts w:ascii="Arial"/>
+          <w:b/>
+        </w:rPr>
+      </w:pPr>
+      <w:r>
+        <w:rPr>
+          <w:rFonts w:hint="eastAsia" w:eastAsiaTheme="minorEastAsia"/>
+          <w:lang w:eastAsia="zh-CN"/>
+        </w:rPr>
+        <w:drawing>
+          <wp:inline distT="0" distB="0" distL="114300" distR="114300">
+            <wp:extent cx="4018280" cy="1729105"/>
+            <wp:effectExtent l="0" t="0" r="1270" b="4445"/>
+            <wp:docPr id="9" name="图片 9" descr="99416dc1-ede4-4a16-aa9a-2949f686b4e2"/>
+            <wp:cNvGraphicFramePr>
+              <a:graphicFrameLocks xmlns:a="http://schemas.openxmlformats.org/drawingml/2006/main" noChangeAspect="1"/>
+            </wp:cNvGraphicFramePr>
+            <a:graphic xmlns:a="http://schemas.openxmlformats.org/drawingml/2006/main">
+              <a:graphicData uri="http://schemas.openxmlformats.org/drawingml/2006/picture">
+                <pic:pic xmlns:pic="http://schemas.openxmlformats.org/drawingml/2006/picture">
+                  <pic:nvPicPr>
+                    <pic:cNvPr id="9" name="图片 9" descr="99416dc1-ede4-4a16-aa9a-2949f686b4e2"/>
+                    <pic:cNvPicPr>
+                      <a:picLocks noChangeAspect="1"/>
+                    </pic:cNvPicPr>
+                  </pic:nvPicPr>
+                  <pic:blipFill>
+                    <a:blip r:embed="rId12"/>
+                    <a:stretch>
+                      <a:fillRect/>
+                    </a:stretch>
+                  </pic:blipFill>
+                  <pic:spPr>
+                    <a:xfrm>
+                      <a:off x="0" y="0"/>
+                      <a:ext cx="4018280" cy="1729105"/>
+                    </a:xfrm>
+                    <a:prstGeom prst="rect">
+                      <a:avLst/>
+                    </a:prstGeom>
+                  </pic:spPr>
+                </pic:pic>
+              </a:graphicData>
+            </a:graphic>
+          </wp:inline>
+        </w:drawing>
+      </w:r>
+    </w:p>
+    <w:p>
+      <w:pPr>
+        <w:pStyle w:val="2"/>
+        <w:rPr>
+          <w:rFonts w:ascii="Arial"/>
+          <w:b/>
+        </w:rPr>
+      </w:pPr>
+    </w:p>
+    <w:p>
+      <w:pPr>
+        <w:pStyle w:val="2"/>
+        <w:rPr>
+          <w:rFonts w:ascii="Arial"/>
+          <w:b/>
+        </w:rPr>
+      </w:pPr>
+    </w:p>
+    <w:p>
+      <w:pPr>
+        <w:pStyle w:val="2"/>
+        <w:rPr>
+          <w:rFonts w:hint="eastAsia" w:ascii="Arial" w:eastAsia="宋体"/>
+          <w:b/>
+          <w:lang w:val="en-US" w:eastAsia="zh-CN"/>
+        </w:rPr>
+      </w:pPr>
+    </w:p>
+    <w:p>
+      <w:pPr>
+        <w:pStyle w:val="2"/>
+        <w:rPr>
+          <w:rFonts w:hint="default" w:ascii="Arial" w:eastAsia="宋体"/>
+          <w:b/>
+          <w:lang w:val="en-US" w:eastAsia="zh-CN"/>
+        </w:rPr>
+      </w:pPr>
+      <w:r>
+        <w:rPr>
+          <w:rFonts w:hint="eastAsia" w:ascii="Arial" w:eastAsia="宋体"/>
+          <w:b/>
+          <w:lang w:val="en-US" w:eastAsia="zh-CN"/>
+        </w:rPr>
+        <w:t>(C)</w:t>
+      </w:r>
+    </w:p>
+    <w:p>
+      <w:pPr>
+        <w:pStyle w:val="2"/>
+        <w:rPr>
+          <w:rFonts w:ascii="Arial"/>
+          <w:b/>
+        </w:rPr>
+      </w:pPr>
+    </w:p>
+    <w:p>
+      <w:pPr>
+        <w:pStyle w:val="2"/>
+        <w:rPr>
+          <w:rFonts w:hint="eastAsia" w:ascii="Arial" w:eastAsia="宋体"/>
+          <w:b/>
+          <w:lang w:val="en-US" w:eastAsia="zh-CN"/>
+        </w:rPr>
+      </w:pPr>
+      <w:r>
+        <w:rPr>
+          <w:rFonts w:hint="eastAsia" w:ascii="Arial" w:eastAsia="宋体"/>
+          <w:b/>
+          <w:lang w:val="en-US" w:eastAsia="zh-CN"/>
+        </w:rPr>
+        <w:t>(1)</w:t>
+      </w:r>
+    </w:p>
+    <w:p>
+      <w:pPr>
+        <w:pStyle w:val="2"/>
+        <w:rPr>
+          <w:rFonts w:hint="default" w:ascii="Arial" w:eastAsia="宋体"/>
+          <w:b/>
+          <w:lang w:val="en-US" w:eastAsia="zh-CN"/>
+        </w:rPr>
+      </w:pPr>
+      <w:r>
+        <w:rPr>
+          <w:rFonts w:hint="default" w:ascii="Calibri" w:hAnsi="Calibri" w:eastAsia="宋体" w:cs="Calibri"/>
+          <w:color w:val="000000"/>
+          <w:kern w:val="0"/>
+          <w:sz w:val="28"/>
+          <w:szCs w:val="28"/>
+          <w:lang w:val="en-US" w:eastAsia="zh-CN" w:bidi="ar"/>
+        </w:rPr>
+        <w:drawing>
+          <wp:inline distT="0" distB="0" distL="114300" distR="114300">
+            <wp:extent cx="5269230" cy="1530985"/>
+            <wp:effectExtent l="0" t="0" r="7620" b="12065"/>
+            <wp:docPr id="13" name="图片 13" descr="010744d0-19a6-4ee5-9ebc-7522193c9899"/>
+            <wp:cNvGraphicFramePr>
+              <a:graphicFrameLocks xmlns:a="http://schemas.openxmlformats.org/drawingml/2006/main" noChangeAspect="1"/>
+            </wp:cNvGraphicFramePr>
+            <a:graphic xmlns:a="http://schemas.openxmlformats.org/drawingml/2006/main">
+              <a:graphicData uri="http://schemas.openxmlformats.org/drawingml/2006/picture">
+                <pic:pic xmlns:pic="http://schemas.openxmlformats.org/drawingml/2006/picture">
+                  <pic:nvPicPr>
+                    <pic:cNvPr id="13" name="图片 13" descr="010744d0-19a6-4ee5-9ebc-7522193c9899"/>
+                    <pic:cNvPicPr>
+                      <a:picLocks noChangeAspect="1"/>
+                    </pic:cNvPicPr>
+                  </pic:nvPicPr>
+                  <pic:blipFill>
+                    <a:blip r:embed="rId13"/>
+                    <a:stretch>
+                      <a:fillRect/>
+                    </a:stretch>
+                  </pic:blipFill>
+                  <pic:spPr>
+                    <a:xfrm>
+                      <a:off x="0" y="0"/>
+                      <a:ext cx="5269230" cy="1530985"/>
+                    </a:xfrm>
+                    <a:prstGeom prst="rect">
+                      <a:avLst/>
+                    </a:prstGeom>
+                  </pic:spPr>
+                </pic:pic>
+              </a:graphicData>
+            </a:graphic>
+          </wp:inline>
+        </w:drawing>
+      </w:r>
+    </w:p>
+    <w:p>
+      <w:pPr>
+        <w:pStyle w:val="2"/>
+        <w:rPr>
+          <w:rFonts w:ascii="Arial"/>
+          <w:b/>
+        </w:rPr>
+      </w:pPr>
+    </w:p>
+    <w:p>
+      <w:pPr>
+        <w:pStyle w:val="2"/>
+        <w:rPr>
+          <w:rFonts w:hint="default" w:ascii="Arial" w:eastAsia="宋体"/>
+          <w:b/>
+          <w:lang w:val="en-US" w:eastAsia="zh-CN"/>
+        </w:rPr>
+      </w:pPr>
+      <w:r>
+        <w:rPr>
+          <w:rFonts w:hint="eastAsia" w:ascii="Arial" w:eastAsia="宋体"/>
+          <w:b/>
+          <w:lang w:val="en-US" w:eastAsia="zh-CN"/>
+        </w:rPr>
+        <w:t>(2)</w:t>
+      </w:r>
+    </w:p>
+    <w:p>
+      <w:pPr>
+        <w:pStyle w:val="2"/>
+        <w:rPr>
+          <w:rFonts w:hint="eastAsia" w:ascii="Arial" w:eastAsia="宋体"/>
+          <w:b/>
+          <w:lang w:val="en-US" w:eastAsia="zh-CN"/>
+        </w:rPr>
+      </w:pPr>
+      <w:r>
+        <w:rPr>
+          <w:rFonts w:hint="eastAsia" w:ascii="Arial" w:eastAsia="宋体"/>
+          <w:b/>
+          <w:lang w:val="en-US" w:eastAsia="zh-CN"/>
+        </w:rPr>
+        <w:t xml:space="preserve">Language A is Turing reducible to B written as A&lt;= </w:t>
+      </w:r>
+      <w:r>
+        <w:rPr>
+          <w:rFonts w:hint="eastAsia" w:ascii="Arial" w:eastAsia="宋体"/>
+          <w:b/>
+          <w:sz w:val="18"/>
+          <w:szCs w:val="18"/>
+          <w:lang w:val="en-US" w:eastAsia="zh-CN"/>
+        </w:rPr>
+        <w:t>T</w:t>
+      </w:r>
+      <w:r>
+        <w:rPr>
+          <w:rFonts w:hint="eastAsia" w:ascii="Arial" w:eastAsia="宋体"/>
+          <w:b/>
+          <w:lang w:val="en-US" w:eastAsia="zh-CN"/>
+        </w:rPr>
+        <w:t>B,if A  is decidable reducible to B</w:t>
+      </w:r>
+    </w:p>
+    <w:p>
+      <w:pPr>
+        <w:pStyle w:val="2"/>
+        <w:rPr>
+          <w:rFonts w:hint="eastAsia" w:ascii="Arial" w:eastAsia="宋体"/>
+          <w:b/>
+          <w:lang w:val="en-US" w:eastAsia="zh-CN"/>
+        </w:rPr>
+      </w:pPr>
+    </w:p>
+    <w:p>
+      <w:pPr>
+        <w:pStyle w:val="2"/>
+        <w:rPr>
+          <w:rFonts w:hint="eastAsia" w:ascii="Arial" w:eastAsia="宋体"/>
+          <w:b/>
+          <w:lang w:val="en-US" w:eastAsia="zh-CN"/>
+        </w:rPr>
+      </w:pPr>
+    </w:p>
+    <w:p>
+      <w:pPr>
+        <w:pStyle w:val="2"/>
+        <w:rPr>
+          <w:rFonts w:hint="eastAsia" w:ascii="Arial" w:eastAsia="宋体"/>
+          <w:b/>
+          <w:lang w:val="en-US" w:eastAsia="zh-CN"/>
+        </w:rPr>
+      </w:pPr>
+    </w:p>
+    <w:p>
+      <w:pPr>
+        <w:pStyle w:val="2"/>
+        <w:rPr>
+          <w:rFonts w:hint="eastAsia" w:ascii="Arial" w:eastAsia="宋体"/>
+          <w:b/>
+          <w:lang w:val="en-US" w:eastAsia="zh-CN"/>
+        </w:rPr>
+      </w:pPr>
+    </w:p>
+    <w:p>
+      <w:pPr>
+        <w:pStyle w:val="2"/>
+        <w:rPr>
+          <w:rFonts w:hint="eastAsia" w:ascii="Arial" w:eastAsia="宋体"/>
+          <w:b/>
+          <w:lang w:val="en-US" w:eastAsia="zh-CN"/>
+        </w:rPr>
+      </w:pPr>
+    </w:p>
+    <w:p>
+      <w:pPr>
+        <w:pStyle w:val="2"/>
+        <w:rPr>
+          <w:rFonts w:hint="default" w:ascii="Arial" w:eastAsia="宋体"/>
+          <w:b/>
+          <w:lang w:val="en-US" w:eastAsia="zh-CN"/>
+        </w:rPr>
+      </w:pPr>
+      <w:r>
+        <w:rPr>
+          <w:rFonts w:hint="eastAsia" w:ascii="Arial" w:eastAsia="宋体"/>
+          <w:b/>
+          <w:lang w:val="en-US" w:eastAsia="zh-CN"/>
+        </w:rPr>
+        <w:t>(D)</w:t>
+      </w:r>
+    </w:p>
+    <w:p>
+      <w:pPr>
+        <w:pStyle w:val="2"/>
+        <w:rPr>
+          <w:rFonts w:hint="default" w:ascii="Arial" w:eastAsia="宋体"/>
+          <w:b/>
+          <w:lang w:val="en-US" w:eastAsia="zh-CN"/>
+        </w:rPr>
+      </w:pPr>
+    </w:p>
+    <w:p>
+      <w:pPr>
+        <w:pStyle w:val="2"/>
+        <w:rPr>
+          <w:rFonts w:ascii="Arial"/>
+          <w:b/>
+        </w:rPr>
+      </w:pPr>
+      <w:r>
+        <w:rPr>
+          <w:rFonts w:hint="default" w:ascii="Calibri" w:hAnsi="Calibri" w:eastAsia="宋体" w:cs="Calibri"/>
+          <w:color w:val="000000"/>
+          <w:kern w:val="0"/>
+          <w:sz w:val="28"/>
+          <w:szCs w:val="28"/>
+          <w:lang w:val="en-US" w:eastAsia="zh-CN" w:bidi="ar"/>
+        </w:rPr>
+        <w:drawing>
+          <wp:inline distT="0" distB="0" distL="114300" distR="114300">
+            <wp:extent cx="5274310" cy="3649345"/>
+            <wp:effectExtent l="0" t="0" r="2540" b="8255"/>
+            <wp:docPr id="16" name="图片 16" descr="22be2281-180b-4ade-9bf7-e0cb5501424e"/>
+            <wp:cNvGraphicFramePr>
+              <a:graphicFrameLocks xmlns:a="http://schemas.openxmlformats.org/drawingml/2006/main" noChangeAspect="1"/>
+            </wp:cNvGraphicFramePr>
+            <a:graphic xmlns:a="http://schemas.openxmlformats.org/drawingml/2006/main">
+              <a:graphicData uri="http://schemas.openxmlformats.org/drawingml/2006/picture">
+                <pic:pic xmlns:pic="http://schemas.openxmlformats.org/drawingml/2006/picture">
+                  <pic:nvPicPr>
+                    <pic:cNvPr id="16" name="图片 16" descr="22be2281-180b-4ade-9bf7-e0cb5501424e"/>
+                    <pic:cNvPicPr>
+                      <a:picLocks noChangeAspect="1"/>
+                    </pic:cNvPicPr>
+                  </pic:nvPicPr>
+                  <pic:blipFill>
+                    <a:blip r:embed="rId14"/>
+                    <a:stretch>
+                      <a:fillRect/>
+                    </a:stretch>
+                  </pic:blipFill>
+                  <pic:spPr>
+                    <a:xfrm>
+                      <a:off x="0" y="0"/>
+                      <a:ext cx="5274310" cy="3649345"/>
+                    </a:xfrm>
+                    <a:prstGeom prst="rect">
+                      <a:avLst/>
+                    </a:prstGeom>
+                  </pic:spPr>
+                </pic:pic>
+              </a:graphicData>
+            </a:graphic>
+          </wp:inline>
+        </w:drawing>
+      </w:r>
+    </w:p>
+    <w:p>
+      <w:pPr>
+        <w:pStyle w:val="2"/>
+        <w:spacing w:before="275"/>
+        <w:rPr>
+          <w:rFonts w:ascii="Arial"/>
+          <w:b/>
+        </w:rPr>
+      </w:pPr>
+    </w:p>
+    <w:p>
+      <w:pPr>
+        <w:pStyle w:val="2"/>
+        <w:spacing w:before="275"/>
+        <w:rPr>
+          <w:rFonts w:ascii="Arial"/>
+          <w:b/>
+        </w:rPr>
+      </w:pPr>
+    </w:p>
+    <w:p>
+      <w:pPr>
+        <w:pStyle w:val="2"/>
+        <w:spacing w:before="275"/>
+        <w:rPr>
+          <w:rFonts w:ascii="Arial"/>
+          <w:b/>
+        </w:rPr>
+      </w:pPr>
+    </w:p>
+    <w:p>
+      <w:pPr>
+        <w:pStyle w:val="2"/>
+        <w:spacing w:before="275"/>
+        <w:rPr>
+          <w:rFonts w:ascii="Arial"/>
+          <w:b/>
+        </w:rPr>
+      </w:pPr>
+    </w:p>
+    <w:p>
+      <w:pPr>
+        <w:pStyle w:val="2"/>
+        <w:spacing w:before="275"/>
+        <w:rPr>
+          <w:rFonts w:ascii="Arial"/>
+          <w:b/>
+        </w:rPr>
+      </w:pPr>
+    </w:p>
     <w:p>
       <w:pPr>
         <w:pStyle w:val="2"/>
@@ -4346,7 +5296,7 @@
                           <pic:cNvPicPr/>
                         </pic:nvPicPr>
                         <pic:blipFill>
-                          <a:blip r:embed="rId9" cstate="print"/>
+                          <a:blip r:embed="rId15" cstate="print"/>
                           <a:stretch>
                             <a:fillRect/>
                           </a:stretch>
@@ -4522,6 +5472,352 @@
           <w:b/>
         </w:rPr>
       </w:pPr>
+    </w:p>
+    <w:p>
+      <w:pPr>
+        <w:pStyle w:val="2"/>
+        <w:rPr>
+          <w:rFonts w:ascii="Arial"/>
+          <w:b/>
+        </w:rPr>
+      </w:pPr>
+    </w:p>
+    <w:p>
+      <w:pPr>
+        <w:pStyle w:val="2"/>
+        <w:rPr>
+          <w:rFonts w:ascii="Arial"/>
+          <w:b/>
+        </w:rPr>
+      </w:pPr>
+    </w:p>
+    <w:p>
+      <w:pPr>
+        <w:pStyle w:val="2"/>
+        <w:rPr>
+          <w:rFonts w:ascii="Arial"/>
+          <w:b/>
+        </w:rPr>
+      </w:pPr>
+    </w:p>
+    <w:p>
+      <w:pPr>
+        <w:pStyle w:val="2"/>
+        <w:rPr>
+          <w:rFonts w:ascii="Arial"/>
+          <w:b/>
+        </w:rPr>
+      </w:pPr>
+    </w:p>
+    <w:p>
+      <w:pPr>
+        <w:pStyle w:val="2"/>
+        <w:rPr>
+          <w:rFonts w:ascii="Arial"/>
+          <w:b/>
+        </w:rPr>
+      </w:pPr>
+    </w:p>
+    <w:p>
+      <w:pPr>
+        <w:pStyle w:val="2"/>
+        <w:rPr>
+          <w:rFonts w:ascii="Arial"/>
+          <w:b/>
+        </w:rPr>
+      </w:pPr>
+    </w:p>
+    <w:p>
+      <w:pPr>
+        <w:pStyle w:val="2"/>
+        <w:rPr>
+          <w:rFonts w:ascii="Arial"/>
+          <w:b/>
+        </w:rPr>
+      </w:pPr>
+    </w:p>
+    <w:p>
+      <w:pPr>
+        <w:pStyle w:val="2"/>
+        <w:rPr>
+          <w:rFonts w:ascii="Arial"/>
+          <w:b/>
+        </w:rPr>
+      </w:pPr>
+    </w:p>
+    <w:p>
+      <w:pPr>
+        <w:pStyle w:val="2"/>
+        <w:rPr>
+          <w:rFonts w:ascii="Arial"/>
+          <w:b/>
+        </w:rPr>
+      </w:pPr>
+    </w:p>
+    <w:p>
+      <w:pPr>
+        <w:pStyle w:val="2"/>
+        <w:rPr>
+          <w:rFonts w:ascii="Arial"/>
+          <w:b/>
+        </w:rPr>
+      </w:pPr>
+    </w:p>
+    <w:p>
+      <w:pPr>
+        <w:pStyle w:val="2"/>
+        <w:rPr>
+          <w:rFonts w:ascii="Arial"/>
+          <w:b/>
+        </w:rPr>
+      </w:pPr>
+    </w:p>
+    <w:p>
+      <w:pPr>
+        <w:pStyle w:val="2"/>
+        <w:spacing w:line="480" w:lineRule="auto"/>
+        <w:rPr>
+          <w:rFonts w:hint="eastAsia" w:ascii="Arial" w:eastAsia="宋体"/>
+          <w:b/>
+          <w:lang w:val="en-US" w:eastAsia="zh-CN"/>
+        </w:rPr>
+      </w:pPr>
+    </w:p>
+    <w:p>
+      <w:pPr>
+        <w:pStyle w:val="2"/>
+        <w:spacing w:line="480" w:lineRule="auto"/>
+        <w:rPr>
+          <w:rFonts w:hint="eastAsia" w:ascii="Arial" w:eastAsia="宋体"/>
+          <w:b/>
+          <w:lang w:val="en-US" w:eastAsia="zh-CN"/>
+        </w:rPr>
+      </w:pPr>
+    </w:p>
+    <w:p>
+      <w:pPr>
+        <w:pStyle w:val="2"/>
+        <w:spacing w:line="480" w:lineRule="auto"/>
+        <w:rPr>
+          <w:rFonts w:hint="eastAsia" w:ascii="Arial" w:eastAsia="宋体"/>
+          <w:b/>
+          <w:lang w:val="en-US" w:eastAsia="zh-CN"/>
+        </w:rPr>
+      </w:pPr>
+    </w:p>
+    <w:p>
+      <w:pPr>
+        <w:pStyle w:val="2"/>
+        <w:spacing w:line="480" w:lineRule="auto"/>
+        <w:rPr>
+          <w:rFonts w:hint="eastAsia" w:ascii="Arial" w:eastAsia="宋体"/>
+          <w:b/>
+          <w:lang w:val="en-US" w:eastAsia="zh-CN"/>
+        </w:rPr>
+      </w:pPr>
+    </w:p>
+    <w:p>
+      <w:pPr>
+        <w:pStyle w:val="2"/>
+        <w:spacing w:before="227"/>
+        <w:rPr>
+          <w:rFonts w:ascii="Arial"/>
+          <w:b/>
+        </w:rPr>
+      </w:pPr>
+    </w:p>
+    <w:p>
+      <w:pPr>
+        <w:tabs>
+          <w:tab w:val="left" w:pos="4048"/>
+          <w:tab w:val="left" w:pos="7258"/>
+        </w:tabs>
+        <w:spacing w:before="1"/>
+        <w:ind w:left="239" w:right="0" w:firstLine="0"/>
+        <w:jc w:val="left"/>
+        <w:rPr>
+          <w:rFonts w:ascii="Arial MT"/>
+          <w:spacing w:val="-2"/>
+          <w:sz w:val="20"/>
+        </w:rPr>
+      </w:pPr>
+      <w:r>
+        <w:rPr>
+          <w:rFonts w:ascii="Arial MT"/>
+          <w:sz w:val="20"/>
+        </w:rPr>
+        <w:t>&lt;MODULE</w:t>
+      </w:r>
+      <w:r>
+        <w:rPr>
+          <w:rFonts w:ascii="Arial MT"/>
+          <w:spacing w:val="-8"/>
+          <w:sz w:val="20"/>
+        </w:rPr>
+        <w:t xml:space="preserve"> </w:t>
+      </w:r>
+      <w:r>
+        <w:rPr>
+          <w:rFonts w:ascii="Arial MT"/>
+          <w:spacing w:val="-4"/>
+          <w:sz w:val="20"/>
+        </w:rPr>
+        <w:t>CODE&gt;</w:t>
+      </w:r>
+      <w:r>
+        <w:rPr>
+          <w:rFonts w:ascii="Arial MT"/>
+          <w:sz w:val="20"/>
+        </w:rPr>
+        <w:tab/>
+      </w:r>
+      <w:r>
+        <w:rPr>
+          <w:rFonts w:ascii="Arial MT"/>
+          <w:sz w:val="20"/>
+        </w:rPr>
+        <w:t>Page</w:t>
+      </w:r>
+      <w:r>
+        <w:rPr>
+          <w:rFonts w:ascii="Arial MT"/>
+          <w:spacing w:val="-5"/>
+          <w:sz w:val="20"/>
+        </w:rPr>
+        <w:t xml:space="preserve"> </w:t>
+      </w:r>
+      <w:r>
+        <w:rPr>
+          <w:rFonts w:ascii="Arial MT"/>
+          <w:sz w:val="20"/>
+        </w:rPr>
+        <w:t>1</w:t>
+      </w:r>
+      <w:r>
+        <w:rPr>
+          <w:rFonts w:ascii="Arial MT"/>
+          <w:spacing w:val="-1"/>
+          <w:sz w:val="20"/>
+        </w:rPr>
+        <w:t xml:space="preserve"> </w:t>
+      </w:r>
+      <w:r>
+        <w:rPr>
+          <w:rFonts w:ascii="Arial MT"/>
+          <w:sz w:val="20"/>
+        </w:rPr>
+        <w:t>of</w:t>
+      </w:r>
+      <w:r>
+        <w:rPr>
+          <w:rFonts w:ascii="Arial MT"/>
+          <w:spacing w:val="-4"/>
+          <w:sz w:val="20"/>
+        </w:rPr>
+        <w:t xml:space="preserve"> </w:t>
+      </w:r>
+      <w:r>
+        <w:rPr>
+          <w:rFonts w:ascii="Arial MT"/>
+          <w:spacing w:val="-10"/>
+          <w:sz w:val="20"/>
+        </w:rPr>
+        <w:t>1</w:t>
+      </w:r>
+      <w:r>
+        <w:rPr>
+          <w:rFonts w:ascii="Arial MT"/>
+          <w:sz w:val="20"/>
+        </w:rPr>
+        <w:tab/>
+      </w:r>
+      <w:r>
+        <w:rPr>
+          <w:rFonts w:ascii="Arial MT"/>
+          <w:sz w:val="20"/>
+        </w:rPr>
+        <w:t>&lt;EXAM</w:t>
+      </w:r>
+      <w:r>
+        <w:rPr>
+          <w:rFonts w:ascii="Arial MT"/>
+          <w:spacing w:val="-6"/>
+          <w:sz w:val="20"/>
+        </w:rPr>
+        <w:t xml:space="preserve"> </w:t>
+      </w:r>
+      <w:r>
+        <w:rPr>
+          <w:rFonts w:ascii="Arial MT"/>
+          <w:spacing w:val="-2"/>
+          <w:sz w:val="20"/>
+        </w:rPr>
+        <w:t>PERIOD&gt;</w:t>
+      </w:r>
+    </w:p>
+    <w:p>
+      <w:pPr>
+        <w:tabs>
+          <w:tab w:val="left" w:pos="4048"/>
+          <w:tab w:val="left" w:pos="7258"/>
+        </w:tabs>
+        <w:spacing w:before="1"/>
+        <w:ind w:left="239" w:right="0" w:firstLine="0"/>
+        <w:jc w:val="left"/>
+        <w:rPr>
+          <w:rFonts w:ascii="Arial MT"/>
+          <w:spacing w:val="-2"/>
+          <w:sz w:val="20"/>
+        </w:rPr>
+      </w:pPr>
+    </w:p>
+    <w:p>
+      <w:pPr>
+        <w:tabs>
+          <w:tab w:val="left" w:pos="4048"/>
+          <w:tab w:val="left" w:pos="7258"/>
+        </w:tabs>
+        <w:spacing w:before="1"/>
+        <w:ind w:left="239" w:right="0" w:firstLine="0"/>
+        <w:jc w:val="left"/>
+        <w:rPr>
+          <w:rFonts w:ascii="Arial MT"/>
+          <w:spacing w:val="-2"/>
+          <w:sz w:val="20"/>
+        </w:rPr>
+      </w:pPr>
+    </w:p>
+    <w:p>
+      <w:pPr>
+        <w:tabs>
+          <w:tab w:val="left" w:pos="4048"/>
+          <w:tab w:val="left" w:pos="7258"/>
+        </w:tabs>
+        <w:spacing w:before="1"/>
+        <w:ind w:left="239" w:right="0" w:firstLine="0"/>
+        <w:jc w:val="left"/>
+        <w:rPr>
+          <w:rFonts w:ascii="Arial MT"/>
+          <w:spacing w:val="-2"/>
+          <w:sz w:val="20"/>
+        </w:rPr>
+      </w:pPr>
+    </w:p>
+    <w:p>
+      <w:pPr>
+        <w:tabs>
+          <w:tab w:val="left" w:pos="4048"/>
+          <w:tab w:val="left" w:pos="7258"/>
+        </w:tabs>
+        <w:spacing w:before="1"/>
+        <w:ind w:left="239" w:right="0" w:firstLine="0"/>
+        <w:jc w:val="left"/>
+        <w:rPr>
+          <w:rFonts w:ascii="Arial MT"/>
+          <w:spacing w:val="-2"/>
+          <w:sz w:val="20"/>
+        </w:rPr>
+      </w:pPr>
       <w:r>
         <w:drawing>
           <wp:inline distT="0" distB="0" distL="114300" distR="114300">
@@ -4541,7 +5837,7 @@
                     </pic:cNvPicPr>
                   </pic:nvPicPr>
                   <pic:blipFill>
-                    <a:blip r:embed="rId10"/>
+                    <a:blip r:embed="rId16"/>
                     <a:stretch>
                       <a:fillRect/>
                     </a:stretch>
@@ -4564,822 +5860,6 @@
             </a:graphic>
           </wp:inline>
         </w:drawing>
-      </w:r>
-    </w:p>
-    <w:p>
-      <w:pPr>
-        <w:pStyle w:val="2"/>
-        <w:rPr>
-          <w:rFonts w:ascii="Arial"/>
-          <w:b/>
-        </w:rPr>
-      </w:pPr>
-    </w:p>
-    <w:p>
-      <w:pPr>
-        <w:pStyle w:val="2"/>
-        <w:rPr>
-          <w:rFonts w:ascii="Arial"/>
-          <w:b/>
-        </w:rPr>
-      </w:pPr>
-    </w:p>
-    <w:p>
-      <w:pPr>
-        <w:pStyle w:val="2"/>
-        <w:rPr>
-          <w:rFonts w:ascii="Arial"/>
-          <w:b/>
-        </w:rPr>
-      </w:pPr>
-    </w:p>
-    <w:p>
-      <w:pPr>
-        <w:pStyle w:val="2"/>
-        <w:rPr>
-          <w:rFonts w:ascii="Arial"/>
-          <w:b/>
-        </w:rPr>
-      </w:pPr>
-    </w:p>
-    <w:p>
-      <w:pPr>
-        <w:pStyle w:val="2"/>
-        <w:rPr>
-          <w:rFonts w:ascii="Arial"/>
-          <w:b/>
-        </w:rPr>
-      </w:pPr>
-    </w:p>
-    <w:p>
-      <w:pPr>
-        <w:pStyle w:val="2"/>
-        <w:rPr>
-          <w:rFonts w:ascii="Arial"/>
-          <w:b/>
-        </w:rPr>
-      </w:pPr>
-    </w:p>
-    <w:p>
-      <w:pPr>
-        <w:pStyle w:val="2"/>
-        <w:rPr>
-          <w:rFonts w:ascii="Arial"/>
-          <w:b/>
-        </w:rPr>
-      </w:pPr>
-    </w:p>
-    <w:p>
-      <w:pPr>
-        <w:pStyle w:val="2"/>
-        <w:rPr>
-          <w:rFonts w:ascii="Arial"/>
-          <w:b/>
-        </w:rPr>
-      </w:pPr>
-    </w:p>
-    <w:p>
-      <w:pPr>
-        <w:pStyle w:val="2"/>
-        <w:rPr>
-          <w:rFonts w:ascii="Arial"/>
-          <w:b/>
-        </w:rPr>
-      </w:pPr>
-    </w:p>
-    <w:p>
-      <w:pPr>
-        <w:pStyle w:val="2"/>
-        <w:rPr>
-          <w:rFonts w:ascii="Arial"/>
-          <w:b/>
-        </w:rPr>
-      </w:pPr>
-    </w:p>
-    <w:p>
-      <w:pPr>
-        <w:pStyle w:val="2"/>
-        <w:rPr>
-          <w:rFonts w:ascii="Arial"/>
-          <w:b/>
-        </w:rPr>
-      </w:pPr>
-    </w:p>
-    <w:p>
-      <w:pPr>
-        <w:pStyle w:val="2"/>
-        <w:spacing w:line="480" w:lineRule="auto"/>
-        <w:rPr>
-          <w:rFonts w:hint="eastAsia" w:ascii="Arial" w:eastAsia="宋体"/>
-          <w:b/>
-          <w:lang w:val="en-US" w:eastAsia="zh-CN"/>
-        </w:rPr>
-      </w:pPr>
-    </w:p>
-    <w:p>
-      <w:pPr>
-        <w:pStyle w:val="2"/>
-        <w:spacing w:line="480" w:lineRule="auto"/>
-        <w:rPr>
-          <w:rFonts w:hint="eastAsia" w:ascii="Arial" w:eastAsia="宋体"/>
-          <w:b/>
-          <w:lang w:val="en-US" w:eastAsia="zh-CN"/>
-        </w:rPr>
-      </w:pPr>
-    </w:p>
-    <w:p>
-      <w:pPr>
-        <w:pStyle w:val="2"/>
-        <w:spacing w:line="480" w:lineRule="auto"/>
-        <w:rPr>
-          <w:rFonts w:hint="eastAsia" w:ascii="Arial" w:eastAsia="宋体"/>
-          <w:b/>
-          <w:lang w:val="en-US" w:eastAsia="zh-CN"/>
-        </w:rPr>
-      </w:pPr>
-    </w:p>
-    <w:p>
-      <w:pPr>
-        <w:pStyle w:val="2"/>
-        <w:spacing w:line="480" w:lineRule="auto"/>
-        <w:rPr>
-          <w:rFonts w:hint="eastAsia" w:ascii="Arial" w:eastAsia="宋体"/>
-          <w:b/>
-          <w:lang w:val="en-US" w:eastAsia="zh-CN"/>
-        </w:rPr>
-      </w:pPr>
-    </w:p>
-    <w:p>
-      <w:pPr>
-        <w:pStyle w:val="2"/>
-        <w:spacing w:line="480" w:lineRule="auto"/>
-        <w:rPr>
-          <w:rFonts w:hint="eastAsia" w:ascii="Arial" w:eastAsia="宋体"/>
-          <w:b/>
-          <w:lang w:val="en-US" w:eastAsia="zh-CN"/>
-        </w:rPr>
-      </w:pPr>
-      <w:r>
-        <w:rPr>
-          <w:rFonts w:hint="eastAsia" w:ascii="Arial" w:eastAsia="宋体"/>
-          <w:b/>
-          <w:lang w:val="en-US" w:eastAsia="zh-CN"/>
-        </w:rPr>
-        <w:t xml:space="preserve">2 </w:t>
-      </w:r>
-    </w:p>
-    <w:p>
-      <w:pPr>
-        <w:pStyle w:val="2"/>
-        <w:spacing w:line="480" w:lineRule="auto"/>
-        <w:rPr>
-          <w:rFonts w:hint="default" w:ascii="Arial" w:eastAsia="宋体"/>
-          <w:b/>
-          <w:lang w:val="en-US" w:eastAsia="zh-CN"/>
-        </w:rPr>
-      </w:pPr>
-      <w:r>
-        <w:rPr>
-          <w:rFonts w:hint="eastAsia" w:ascii="Arial" w:eastAsia="宋体"/>
-          <w:b/>
-          <w:lang w:val="en-US" w:eastAsia="zh-CN"/>
-        </w:rPr>
-        <w:t>(A)</w:t>
-      </w:r>
-    </w:p>
-    <w:p>
-      <w:pPr>
-        <w:pStyle w:val="2"/>
-        <w:rPr>
-          <w:rFonts w:hint="default" w:ascii="Times New Roman" w:hAnsi="Times New Roman" w:eastAsia="宋体" w:cs="Times New Roman"/>
-          <w:color w:val="000000"/>
-          <w:kern w:val="0"/>
-          <w:sz w:val="21"/>
-          <w:szCs w:val="21"/>
-          <w:lang w:val="en-US" w:eastAsia="zh-CN" w:bidi="ar"/>
-        </w:rPr>
-      </w:pPr>
-      <w:r>
-        <w:rPr>
-          <w:rFonts w:hint="default" w:ascii="Times New Roman" w:hAnsi="Times New Roman" w:eastAsia="宋体" w:cs="Times New Roman"/>
-          <w:color w:val="000000"/>
-          <w:kern w:val="0"/>
-          <w:sz w:val="21"/>
-          <w:szCs w:val="21"/>
-          <w:lang w:val="en-US" w:eastAsia="zh-CN" w:bidi="ar"/>
-        </w:rPr>
-        <w:drawing>
-          <wp:inline distT="0" distB="0" distL="114300" distR="114300">
-            <wp:extent cx="4721225" cy="851535"/>
-            <wp:effectExtent l="0" t="0" r="3175" b="5715"/>
-            <wp:docPr id="8" name="图片 8" descr="eb9c1c19-158e-4a1f-a97e-85e1fb873933"/>
-            <wp:cNvGraphicFramePr>
-              <a:graphicFrameLocks xmlns:a="http://schemas.openxmlformats.org/drawingml/2006/main" noChangeAspect="1"/>
-            </wp:cNvGraphicFramePr>
-            <a:graphic xmlns:a="http://schemas.openxmlformats.org/drawingml/2006/main">
-              <a:graphicData uri="http://schemas.openxmlformats.org/drawingml/2006/picture">
-                <pic:pic xmlns:pic="http://schemas.openxmlformats.org/drawingml/2006/picture">
-                  <pic:nvPicPr>
-                    <pic:cNvPr id="8" name="图片 8" descr="eb9c1c19-158e-4a1f-a97e-85e1fb873933"/>
-                    <pic:cNvPicPr>
-                      <a:picLocks noChangeAspect="1"/>
-                    </pic:cNvPicPr>
-                  </pic:nvPicPr>
-                  <pic:blipFill>
-                    <a:blip r:embed="rId8"/>
-                    <a:srcRect l="4765" b="78691"/>
-                    <a:stretch>
-                      <a:fillRect/>
-                    </a:stretch>
-                  </pic:blipFill>
-                  <pic:spPr>
-                    <a:xfrm>
-                      <a:off x="0" y="0"/>
-                      <a:ext cx="4721225" cy="851535"/>
-                    </a:xfrm>
-                    <a:prstGeom prst="rect">
-                      <a:avLst/>
-                    </a:prstGeom>
-                  </pic:spPr>
-                </pic:pic>
-              </a:graphicData>
-            </a:graphic>
-          </wp:inline>
-        </w:drawing>
-      </w:r>
-    </w:p>
-    <w:p>
-      <w:pPr>
-        <w:pStyle w:val="2"/>
-        <w:rPr>
-          <w:rFonts w:ascii="Arial"/>
-          <w:b/>
-        </w:rPr>
-      </w:pPr>
-    </w:p>
-    <w:p>
-      <w:pPr>
-        <w:pStyle w:val="2"/>
-        <w:rPr>
-          <w:rFonts w:hint="default" w:ascii="Arial" w:eastAsia="宋体"/>
-          <w:b/>
-          <w:lang w:val="en-US" w:eastAsia="zh-CN"/>
-        </w:rPr>
-      </w:pPr>
-      <w:r>
-        <w:rPr>
-          <w:rFonts w:hint="eastAsia" w:ascii="Arial" w:eastAsia="宋体"/>
-          <w:b/>
-          <w:lang w:val="en-US" w:eastAsia="zh-CN"/>
-        </w:rPr>
-        <w:t>(B)</w:t>
-      </w:r>
-    </w:p>
-    <w:p>
-      <w:pPr>
-        <w:pStyle w:val="2"/>
-        <w:rPr>
-          <w:rFonts w:ascii="Arial"/>
-          <w:b/>
-        </w:rPr>
-      </w:pPr>
-      <w:r>
-        <w:rPr>
-          <w:rFonts w:hint="eastAsia" w:eastAsiaTheme="minorEastAsia"/>
-          <w:lang w:eastAsia="zh-CN"/>
-        </w:rPr>
-        <w:drawing>
-          <wp:inline distT="0" distB="0" distL="114300" distR="114300">
-            <wp:extent cx="5269230" cy="3132455"/>
-            <wp:effectExtent l="0" t="0" r="7620" b="10795"/>
-            <wp:docPr id="9" name="图片 9" descr="99416dc1-ede4-4a16-aa9a-2949f686b4e2"/>
-            <wp:cNvGraphicFramePr>
-              <a:graphicFrameLocks xmlns:a="http://schemas.openxmlformats.org/drawingml/2006/main" noChangeAspect="1"/>
-            </wp:cNvGraphicFramePr>
-            <a:graphic xmlns:a="http://schemas.openxmlformats.org/drawingml/2006/main">
-              <a:graphicData uri="http://schemas.openxmlformats.org/drawingml/2006/picture">
-                <pic:pic xmlns:pic="http://schemas.openxmlformats.org/drawingml/2006/picture">
-                  <pic:nvPicPr>
-                    <pic:cNvPr id="9" name="图片 9" descr="99416dc1-ede4-4a16-aa9a-2949f686b4e2"/>
-                    <pic:cNvPicPr>
-                      <a:picLocks noChangeAspect="1"/>
-                    </pic:cNvPicPr>
-                  </pic:nvPicPr>
-                  <pic:blipFill>
-                    <a:blip r:embed="rId11"/>
-                    <a:stretch>
-                      <a:fillRect/>
-                    </a:stretch>
-                  </pic:blipFill>
-                  <pic:spPr>
-                    <a:xfrm>
-                      <a:off x="0" y="0"/>
-                      <a:ext cx="5269230" cy="3132455"/>
-                    </a:xfrm>
-                    <a:prstGeom prst="rect">
-                      <a:avLst/>
-                    </a:prstGeom>
-                  </pic:spPr>
-                </pic:pic>
-              </a:graphicData>
-            </a:graphic>
-          </wp:inline>
-        </w:drawing>
-      </w:r>
-    </w:p>
-    <w:p>
-      <w:pPr>
-        <w:pStyle w:val="2"/>
-        <w:rPr>
-          <w:rFonts w:ascii="Arial"/>
-          <w:b/>
-        </w:rPr>
-      </w:pPr>
-    </w:p>
-    <w:p>
-      <w:pPr>
-        <w:pStyle w:val="2"/>
-        <w:rPr>
-          <w:rFonts w:ascii="Arial"/>
-          <w:b/>
-        </w:rPr>
-      </w:pPr>
-    </w:p>
-    <w:p>
-      <w:pPr>
-        <w:pStyle w:val="2"/>
-        <w:rPr>
-          <w:rFonts w:hint="default" w:ascii="Arial" w:eastAsia="宋体"/>
-          <w:b/>
-          <w:lang w:val="en-US" w:eastAsia="zh-CN"/>
-        </w:rPr>
-      </w:pPr>
-      <w:r>
-        <w:rPr>
-          <w:rFonts w:hint="eastAsia" w:ascii="Arial" w:eastAsia="宋体"/>
-          <w:b/>
-          <w:lang w:val="en-US" w:eastAsia="zh-CN"/>
-        </w:rPr>
-        <w:t>(C)</w:t>
-      </w:r>
-    </w:p>
-    <w:p>
-      <w:pPr>
-        <w:pStyle w:val="2"/>
-        <w:rPr>
-          <w:rFonts w:ascii="Arial"/>
-          <w:b/>
-        </w:rPr>
-      </w:pPr>
-    </w:p>
-    <w:p>
-      <w:pPr>
-        <w:pStyle w:val="2"/>
-        <w:rPr>
-          <w:rFonts w:hint="eastAsia" w:ascii="Arial" w:eastAsia="宋体"/>
-          <w:b/>
-          <w:lang w:val="en-US" w:eastAsia="zh-CN"/>
-        </w:rPr>
-      </w:pPr>
-      <w:r>
-        <w:rPr>
-          <w:rFonts w:hint="eastAsia" w:ascii="Arial" w:eastAsia="宋体"/>
-          <w:b/>
-          <w:lang w:val="en-US" w:eastAsia="zh-CN"/>
-        </w:rPr>
-        <w:t>(1)</w:t>
-      </w:r>
-    </w:p>
-    <w:p>
-      <w:pPr>
-        <w:pStyle w:val="2"/>
-        <w:rPr>
-          <w:rFonts w:hint="default" w:ascii="Arial" w:eastAsia="宋体"/>
-          <w:b/>
-          <w:lang w:val="en-US" w:eastAsia="zh-CN"/>
-        </w:rPr>
-      </w:pPr>
-      <w:r>
-        <w:rPr>
-          <w:rFonts w:hint="default" w:ascii="Calibri" w:hAnsi="Calibri" w:eastAsia="宋体" w:cs="Calibri"/>
-          <w:color w:val="000000"/>
-          <w:kern w:val="0"/>
-          <w:sz w:val="28"/>
-          <w:szCs w:val="28"/>
-          <w:lang w:val="en-US" w:eastAsia="zh-CN" w:bidi="ar"/>
-        </w:rPr>
-        <w:drawing>
-          <wp:inline distT="0" distB="0" distL="114300" distR="114300">
-            <wp:extent cx="5269230" cy="1530985"/>
-            <wp:effectExtent l="0" t="0" r="7620" b="12065"/>
-            <wp:docPr id="13" name="图片 13" descr="010744d0-19a6-4ee5-9ebc-7522193c9899"/>
-            <wp:cNvGraphicFramePr>
-              <a:graphicFrameLocks xmlns:a="http://schemas.openxmlformats.org/drawingml/2006/main" noChangeAspect="1"/>
-            </wp:cNvGraphicFramePr>
-            <a:graphic xmlns:a="http://schemas.openxmlformats.org/drawingml/2006/main">
-              <a:graphicData uri="http://schemas.openxmlformats.org/drawingml/2006/picture">
-                <pic:pic xmlns:pic="http://schemas.openxmlformats.org/drawingml/2006/picture">
-                  <pic:nvPicPr>
-                    <pic:cNvPr id="13" name="图片 13" descr="010744d0-19a6-4ee5-9ebc-7522193c9899"/>
-                    <pic:cNvPicPr>
-                      <a:picLocks noChangeAspect="1"/>
-                    </pic:cNvPicPr>
-                  </pic:nvPicPr>
-                  <pic:blipFill>
-                    <a:blip r:embed="rId12"/>
-                    <a:stretch>
-                      <a:fillRect/>
-                    </a:stretch>
-                  </pic:blipFill>
-                  <pic:spPr>
-                    <a:xfrm>
-                      <a:off x="0" y="0"/>
-                      <a:ext cx="5269230" cy="1530985"/>
-                    </a:xfrm>
-                    <a:prstGeom prst="rect">
-                      <a:avLst/>
-                    </a:prstGeom>
-                  </pic:spPr>
-                </pic:pic>
-              </a:graphicData>
-            </a:graphic>
-          </wp:inline>
-        </w:drawing>
-      </w:r>
-    </w:p>
-    <w:p>
-      <w:pPr>
-        <w:pStyle w:val="2"/>
-        <w:rPr>
-          <w:rFonts w:ascii="Arial"/>
-          <w:b/>
-        </w:rPr>
-      </w:pPr>
-    </w:p>
-    <w:p>
-      <w:pPr>
-        <w:pStyle w:val="2"/>
-        <w:rPr>
-          <w:rFonts w:hint="default" w:ascii="Arial" w:eastAsia="宋体"/>
-          <w:b/>
-          <w:lang w:val="en-US" w:eastAsia="zh-CN"/>
-        </w:rPr>
-      </w:pPr>
-      <w:r>
-        <w:rPr>
-          <w:rFonts w:hint="eastAsia" w:ascii="Arial" w:eastAsia="宋体"/>
-          <w:b/>
-          <w:lang w:val="en-US" w:eastAsia="zh-CN"/>
-        </w:rPr>
-        <w:t>(2)</w:t>
-      </w:r>
-    </w:p>
-    <w:p>
-      <w:pPr>
-        <w:pStyle w:val="2"/>
-        <w:rPr>
-          <w:rFonts w:hint="eastAsia" w:ascii="Arial" w:eastAsia="宋体"/>
-          <w:b/>
-          <w:lang w:val="en-US" w:eastAsia="zh-CN"/>
-        </w:rPr>
-      </w:pPr>
-      <w:r>
-        <w:rPr>
-          <w:rFonts w:hint="eastAsia" w:ascii="Arial" w:eastAsia="宋体"/>
-          <w:b/>
-          <w:lang w:val="en-US" w:eastAsia="zh-CN"/>
-        </w:rPr>
-        <w:t xml:space="preserve">Language A is Turing reducible to B written as A&lt;= </w:t>
-      </w:r>
-      <w:r>
-        <w:rPr>
-          <w:rFonts w:hint="eastAsia" w:ascii="Arial" w:eastAsia="宋体"/>
-          <w:b/>
-          <w:sz w:val="18"/>
-          <w:szCs w:val="18"/>
-          <w:lang w:val="en-US" w:eastAsia="zh-CN"/>
-        </w:rPr>
-        <w:t>T</w:t>
-      </w:r>
-      <w:r>
-        <w:rPr>
-          <w:rFonts w:hint="eastAsia" w:ascii="Arial" w:eastAsia="宋体"/>
-          <w:b/>
-          <w:lang w:val="en-US" w:eastAsia="zh-CN"/>
-        </w:rPr>
-        <w:t>B,if A  is decidable reducible to B</w:t>
-      </w:r>
-    </w:p>
-    <w:p>
-      <w:pPr>
-        <w:pStyle w:val="2"/>
-        <w:rPr>
-          <w:rFonts w:hint="eastAsia" w:ascii="Arial" w:eastAsia="宋体"/>
-          <w:b/>
-          <w:lang w:val="en-US" w:eastAsia="zh-CN"/>
-        </w:rPr>
-      </w:pPr>
-    </w:p>
-    <w:p>
-      <w:pPr>
-        <w:pStyle w:val="2"/>
-        <w:rPr>
-          <w:rFonts w:hint="eastAsia" w:ascii="Arial" w:eastAsia="宋体"/>
-          <w:b/>
-          <w:lang w:val="en-US" w:eastAsia="zh-CN"/>
-        </w:rPr>
-      </w:pPr>
-    </w:p>
-    <w:p>
-      <w:pPr>
-        <w:pStyle w:val="2"/>
-        <w:rPr>
-          <w:rFonts w:hint="eastAsia" w:ascii="Arial" w:eastAsia="宋体"/>
-          <w:b/>
-          <w:lang w:val="en-US" w:eastAsia="zh-CN"/>
-        </w:rPr>
-      </w:pPr>
-    </w:p>
-    <w:p>
-      <w:pPr>
-        <w:pStyle w:val="2"/>
-        <w:rPr>
-          <w:rFonts w:hint="eastAsia" w:ascii="Arial" w:eastAsia="宋体"/>
-          <w:b/>
-          <w:lang w:val="en-US" w:eastAsia="zh-CN"/>
-        </w:rPr>
-      </w:pPr>
-    </w:p>
-    <w:p>
-      <w:pPr>
-        <w:pStyle w:val="2"/>
-        <w:rPr>
-          <w:rFonts w:hint="eastAsia" w:ascii="Arial" w:eastAsia="宋体"/>
-          <w:b/>
-          <w:lang w:val="en-US" w:eastAsia="zh-CN"/>
-        </w:rPr>
-      </w:pPr>
-    </w:p>
-    <w:p>
-      <w:pPr>
-        <w:pStyle w:val="2"/>
-        <w:rPr>
-          <w:rFonts w:hint="eastAsia" w:ascii="Arial" w:eastAsia="宋体"/>
-          <w:b/>
-          <w:lang w:val="en-US" w:eastAsia="zh-CN"/>
-        </w:rPr>
-      </w:pPr>
-    </w:p>
-    <w:p>
-      <w:pPr>
-        <w:pStyle w:val="2"/>
-        <w:rPr>
-          <w:rFonts w:hint="eastAsia" w:ascii="Arial" w:eastAsia="宋体"/>
-          <w:b/>
-          <w:lang w:val="en-US" w:eastAsia="zh-CN"/>
-        </w:rPr>
-      </w:pPr>
-    </w:p>
-    <w:p>
-      <w:pPr>
-        <w:pStyle w:val="2"/>
-        <w:rPr>
-          <w:rFonts w:hint="eastAsia" w:ascii="Arial" w:eastAsia="宋体"/>
-          <w:b/>
-          <w:lang w:val="en-US" w:eastAsia="zh-CN"/>
-        </w:rPr>
-      </w:pPr>
-    </w:p>
-    <w:p>
-      <w:pPr>
-        <w:pStyle w:val="2"/>
-        <w:rPr>
-          <w:rFonts w:hint="eastAsia" w:ascii="Arial" w:eastAsia="宋体"/>
-          <w:b/>
-          <w:lang w:val="en-US" w:eastAsia="zh-CN"/>
-        </w:rPr>
-      </w:pPr>
-    </w:p>
-    <w:p>
-      <w:pPr>
-        <w:pStyle w:val="2"/>
-        <w:rPr>
-          <w:rFonts w:hint="default" w:ascii="Arial" w:eastAsia="宋体"/>
-          <w:b/>
-          <w:lang w:val="en-US" w:eastAsia="zh-CN"/>
-        </w:rPr>
-      </w:pPr>
-      <w:r>
-        <w:rPr>
-          <w:rFonts w:hint="eastAsia" w:ascii="Arial" w:eastAsia="宋体"/>
-          <w:b/>
-          <w:lang w:val="en-US" w:eastAsia="zh-CN"/>
-        </w:rPr>
-        <w:t>(D)</w:t>
-      </w:r>
-    </w:p>
-    <w:p>
-      <w:pPr>
-        <w:pStyle w:val="2"/>
-        <w:rPr>
-          <w:rFonts w:hint="default" w:ascii="Arial" w:eastAsia="宋体"/>
-          <w:b/>
-          <w:lang w:val="en-US" w:eastAsia="zh-CN"/>
-        </w:rPr>
-      </w:pPr>
-    </w:p>
-    <w:p>
-      <w:pPr>
-        <w:pStyle w:val="2"/>
-        <w:rPr>
-          <w:rFonts w:ascii="Arial"/>
-          <w:b/>
-        </w:rPr>
-      </w:pPr>
-      <w:r>
-        <w:rPr>
-          <w:rFonts w:hint="default" w:ascii="Calibri" w:hAnsi="Calibri" w:eastAsia="宋体" w:cs="Calibri"/>
-          <w:color w:val="000000"/>
-          <w:kern w:val="0"/>
-          <w:sz w:val="28"/>
-          <w:szCs w:val="28"/>
-          <w:lang w:val="en-US" w:eastAsia="zh-CN" w:bidi="ar"/>
-        </w:rPr>
-        <w:drawing>
-          <wp:inline distT="0" distB="0" distL="114300" distR="114300">
-            <wp:extent cx="5274310" cy="3649345"/>
-            <wp:effectExtent l="0" t="0" r="2540" b="8255"/>
-            <wp:docPr id="16" name="图片 16" descr="22be2281-180b-4ade-9bf7-e0cb5501424e"/>
-            <wp:cNvGraphicFramePr>
-              <a:graphicFrameLocks xmlns:a="http://schemas.openxmlformats.org/drawingml/2006/main" noChangeAspect="1"/>
-            </wp:cNvGraphicFramePr>
-            <a:graphic xmlns:a="http://schemas.openxmlformats.org/drawingml/2006/main">
-              <a:graphicData uri="http://schemas.openxmlformats.org/drawingml/2006/picture">
-                <pic:pic xmlns:pic="http://schemas.openxmlformats.org/drawingml/2006/picture">
-                  <pic:nvPicPr>
-                    <pic:cNvPr id="16" name="图片 16" descr="22be2281-180b-4ade-9bf7-e0cb5501424e"/>
-                    <pic:cNvPicPr>
-                      <a:picLocks noChangeAspect="1"/>
-                    </pic:cNvPicPr>
-                  </pic:nvPicPr>
-                  <pic:blipFill>
-                    <a:blip r:embed="rId13"/>
-                    <a:stretch>
-                      <a:fillRect/>
-                    </a:stretch>
-                  </pic:blipFill>
-                  <pic:spPr>
-                    <a:xfrm>
-                      <a:off x="0" y="0"/>
-                      <a:ext cx="5274310" cy="3649345"/>
-                    </a:xfrm>
-                    <a:prstGeom prst="rect">
-                      <a:avLst/>
-                    </a:prstGeom>
-                  </pic:spPr>
-                </pic:pic>
-              </a:graphicData>
-            </a:graphic>
-          </wp:inline>
-        </w:drawing>
-      </w:r>
-    </w:p>
-    <w:p>
-      <w:pPr>
-        <w:pStyle w:val="2"/>
-        <w:spacing w:before="227"/>
-        <w:rPr>
-          <w:rFonts w:ascii="Arial"/>
-          <w:b/>
-        </w:rPr>
-      </w:pPr>
-    </w:p>
-    <w:p>
-      <w:pPr>
-        <w:tabs>
-          <w:tab w:val="left" w:pos="4048"/>
-          <w:tab w:val="left" w:pos="7258"/>
-        </w:tabs>
-        <w:spacing w:before="1"/>
-        <w:ind w:left="239" w:right="0" w:firstLine="0"/>
-        <w:jc w:val="left"/>
-        <w:rPr>
-          <w:rFonts w:ascii="Arial MT"/>
-          <w:sz w:val="20"/>
-        </w:rPr>
-      </w:pPr>
-      <w:r>
-        <w:rPr>
-          <w:rFonts w:ascii="Arial MT"/>
-          <w:sz w:val="20"/>
-        </w:rPr>
-        <w:t>&lt;MODULE</w:t>
-      </w:r>
-      <w:r>
-        <w:rPr>
-          <w:rFonts w:ascii="Arial MT"/>
-          <w:spacing w:val="-8"/>
-          <w:sz w:val="20"/>
-        </w:rPr>
-        <w:t xml:space="preserve"> </w:t>
-      </w:r>
-      <w:r>
-        <w:rPr>
-          <w:rFonts w:ascii="Arial MT"/>
-          <w:spacing w:val="-4"/>
-          <w:sz w:val="20"/>
-        </w:rPr>
-        <w:t>CODE&gt;</w:t>
-      </w:r>
-      <w:r>
-        <w:rPr>
-          <w:rFonts w:ascii="Arial MT"/>
-          <w:sz w:val="20"/>
-        </w:rPr>
-        <w:tab/>
-      </w:r>
-      <w:r>
-        <w:rPr>
-          <w:rFonts w:ascii="Arial MT"/>
-          <w:sz w:val="20"/>
-        </w:rPr>
-        <w:t>Page</w:t>
-      </w:r>
-      <w:r>
-        <w:rPr>
-          <w:rFonts w:ascii="Arial MT"/>
-          <w:spacing w:val="-5"/>
-          <w:sz w:val="20"/>
-        </w:rPr>
-        <w:t xml:space="preserve"> </w:t>
-      </w:r>
-      <w:r>
-        <w:rPr>
-          <w:rFonts w:ascii="Arial MT"/>
-          <w:sz w:val="20"/>
-        </w:rPr>
-        <w:t>1</w:t>
-      </w:r>
-      <w:r>
-        <w:rPr>
-          <w:rFonts w:ascii="Arial MT"/>
-          <w:spacing w:val="-1"/>
-          <w:sz w:val="20"/>
-        </w:rPr>
-        <w:t xml:space="preserve"> </w:t>
-      </w:r>
-      <w:r>
-        <w:rPr>
-          <w:rFonts w:ascii="Arial MT"/>
-          <w:sz w:val="20"/>
-        </w:rPr>
-        <w:t>of</w:t>
-      </w:r>
-      <w:r>
-        <w:rPr>
-          <w:rFonts w:ascii="Arial MT"/>
-          <w:spacing w:val="-4"/>
-          <w:sz w:val="20"/>
-        </w:rPr>
-        <w:t xml:space="preserve"> </w:t>
-      </w:r>
-      <w:r>
-        <w:rPr>
-          <w:rFonts w:ascii="Arial MT"/>
-          <w:spacing w:val="-10"/>
-          <w:sz w:val="20"/>
-        </w:rPr>
-        <w:t>1</w:t>
-      </w:r>
-      <w:r>
-        <w:rPr>
-          <w:rFonts w:ascii="Arial MT"/>
-          <w:sz w:val="20"/>
-        </w:rPr>
-        <w:tab/>
-      </w:r>
-      <w:r>
-        <w:rPr>
-          <w:rFonts w:ascii="Arial MT"/>
-          <w:sz w:val="20"/>
-        </w:rPr>
-        <w:t>&lt;EXAM</w:t>
-      </w:r>
-      <w:r>
-        <w:rPr>
-          <w:rFonts w:ascii="Arial MT"/>
-          <w:spacing w:val="-6"/>
-          <w:sz w:val="20"/>
-        </w:rPr>
-        <w:t xml:space="preserve"> </w:t>
-      </w:r>
-      <w:r>
-        <w:rPr>
-          <w:rFonts w:ascii="Arial MT"/>
-          <w:spacing w:val="-2"/>
-          <w:sz w:val="20"/>
-        </w:rPr>
-        <w:t>PERIOD&gt;</w:t>
       </w:r>
     </w:p>
     <w:sectPr>
@@ -5790,7 +6270,7 @@
     <w:lsdException w:qFormat="1" w:unhideWhenUsed="0" w:uiPriority="1" w:semiHidden="0" w:name="Title"/>
     <w:lsdException w:unhideWhenUsed="0" w:uiPriority="0" w:semiHidden="0" w:name="Closing"/>
     <w:lsdException w:unhideWhenUsed="0" w:uiPriority="0" w:semiHidden="0" w:name="Signature"/>
-    <w:lsdException w:uiPriority="1" w:name="Default Paragraph Font"/>
+    <w:lsdException w:qFormat="1" w:uiPriority="1" w:name="Default Paragraph Font"/>
     <w:lsdException w:qFormat="1" w:unhideWhenUsed="0" w:uiPriority="1" w:semiHidden="0" w:name="Body Text"/>
     <w:lsdException w:unhideWhenUsed="0" w:uiPriority="0" w:semiHidden="0" w:name="Body Text Indent"/>
     <w:lsdException w:unhideWhenUsed="0" w:uiPriority="0" w:semiHidden="0" w:name="List Continue"/>
@@ -5828,7 +6308,7 @@
     <w:lsdException w:unhideWhenUsed="0" w:uiPriority="0" w:semiHidden="0" w:name="HTML Sample"/>
     <w:lsdException w:unhideWhenUsed="0" w:uiPriority="0" w:semiHidden="0" w:name="HTML Typewriter"/>
     <w:lsdException w:unhideWhenUsed="0" w:uiPriority="0" w:semiHidden="0" w:name="HTML Variable"/>
-    <w:lsdException w:unhideWhenUsed="0" w:uiPriority="0" w:name="Normal Table"/>
+    <w:lsdException w:qFormat="1" w:unhideWhenUsed="0" w:uiPriority="0" w:name="Normal Table"/>
     <w:lsdException w:unhideWhenUsed="0" w:uiPriority="0" w:semiHidden="0" w:name="annotation subject"/>
     <w:lsdException w:unhideWhenUsed="0" w:uiPriority="0" w:semiHidden="0" w:name="Table Simple 1"/>
     <w:lsdException w:unhideWhenUsed="0" w:uiPriority="0" w:semiHidden="0" w:name="Table Simple 2"/>
@@ -5998,11 +6478,13 @@
     <w:name w:val="Default Paragraph Font"/>
     <w:semiHidden/>
     <w:unhideWhenUsed/>
+    <w:qFormat/>
     <w:uiPriority w:val="1"/>
   </w:style>
   <w:style w:type="table" w:default="1" w:styleId="4">
     <w:name w:val="Normal Table"/>
     <w:semiHidden/>
+    <w:qFormat/>
     <w:uiPriority w:val="0"/>
     <w:tblPr>
       <w:tblCellMar>

--- a/大三上学期/计算与复杂度/历年卷/2022-CS370FZ-January.docx
+++ b/大三上学期/计算与复杂度/历年卷/2022-CS370FZ-January.docx
@@ -2725,8 +2725,6 @@
           </wp:inline>
         </w:drawing>
       </w:r>
-      <w:bookmarkStart w:id="0" w:name="_GoBack"/>
-      <w:bookmarkEnd w:id="0"/>
     </w:p>
     <w:p>
       <w:pPr>
@@ -2789,6 +2787,8 @@
           <w:sz w:val="24"/>
         </w:rPr>
       </w:pPr>
+      <w:bookmarkStart w:id="0" w:name="_GoBack"/>
+      <w:bookmarkEnd w:id="0"/>
       <w:r>
         <w:rPr>
           <w:rFonts w:ascii="Arial"/>
@@ -3844,8 +3844,8 @@
         </w:rPr>
         <w:drawing>
           <wp:inline distT="0" distB="0" distL="114300" distR="114300">
-            <wp:extent cx="4018280" cy="1729105"/>
-            <wp:effectExtent l="0" t="0" r="1270" b="4445"/>
+            <wp:extent cx="4018280" cy="2035175"/>
+            <wp:effectExtent l="0" t="0" r="1270" b="3175"/>
             <wp:docPr id="9" name="图片 9" descr="99416dc1-ede4-4a16-aa9a-2949f686b4e2"/>
             <wp:cNvGraphicFramePr>
               <a:graphicFrameLocks xmlns:a="http://schemas.openxmlformats.org/drawingml/2006/main" noChangeAspect="1"/>
@@ -3868,7 +3868,7 @@
                   <pic:spPr>
                     <a:xfrm>
                       <a:off x="0" y="0"/>
-                      <a:ext cx="4018280" cy="1729105"/>
+                      <a:ext cx="4018280" cy="2035175"/>
                     </a:xfrm>
                     <a:prstGeom prst="rect">
                       <a:avLst/>
